--- a/Reportes/Contrato de Fianza 315.docx
+++ b/Reportes/Contrato de Fianza 315.docx
@@ -233,31 +233,7 @@
                 <w:sz w:val="14"/>
                 <w:szCs w:val="14"/>
               </w:rPr>
-              <w:t>{</w:t>
-            </w:r>
-            <w:proofErr w:type="spellStart"/>
-            <w:proofErr w:type="gramStart"/>
-            <w:r>
-              <w:rPr>
-                <w:rFonts w:ascii="Arial" w:eastAsia="Times New Roman" w:hAnsi="Arial" w:cs="Arial"/>
-                <w:b/>
-                <w:color w:val="000000"/>
-                <w:sz w:val="14"/>
-                <w:szCs w:val="14"/>
-              </w:rPr>
-              <w:t>custom.NumeroFianza</w:t>
-            </w:r>
-            <w:proofErr w:type="spellEnd"/>
-            <w:proofErr w:type="gramEnd"/>
-            <w:r>
-              <w:rPr>
-                <w:rFonts w:ascii="Arial" w:eastAsia="Times New Roman" w:hAnsi="Arial" w:cs="Arial"/>
-                <w:b/>
-                <w:color w:val="000000"/>
-                <w:sz w:val="14"/>
-                <w:szCs w:val="14"/>
-              </w:rPr>
-              <w:t>}</w:t>
+              <w:t>{custom.NumeroFianza}</w:t>
             </w:r>
           </w:p>
         </w:tc>
@@ -331,10 +307,8 @@
                 <w:sz w:val="14"/>
                 <w:szCs w:val="14"/>
               </w:rPr>
-              <w:t>{</w:t>
-            </w:r>
-            <w:proofErr w:type="spellStart"/>
-            <w:proofErr w:type="gramStart"/>
+              <w:t>{custom.</w:t>
+            </w:r>
             <w:r>
               <w:rPr>
                 <w:rFonts w:ascii="Arial" w:eastAsia="Times New Roman" w:hAnsi="Arial" w:cs="Arial"/>
@@ -343,20 +317,8 @@
                 <w:sz w:val="14"/>
                 <w:szCs w:val="14"/>
               </w:rPr>
-              <w:t>custom.</w:t>
-            </w:r>
-            <w:r>
-              <w:rPr>
-                <w:rFonts w:ascii="Arial" w:eastAsia="Times New Roman" w:hAnsi="Arial" w:cs="Arial"/>
-                <w:b/>
-                <w:color w:val="000000"/>
-                <w:sz w:val="14"/>
-                <w:szCs w:val="14"/>
-              </w:rPr>
               <w:t>Tenedor</w:t>
             </w:r>
-            <w:proofErr w:type="spellEnd"/>
-            <w:proofErr w:type="gramEnd"/>
             <w:r>
               <w:rPr>
                 <w:rFonts w:ascii="Arial" w:eastAsia="Times New Roman" w:hAnsi="Arial" w:cs="Arial"/>
@@ -423,31 +385,7 @@
                 <w:sz w:val="14"/>
                 <w:szCs w:val="14"/>
               </w:rPr>
-              <w:t>GARANTÍA PARA ADJUNTAR ARECURSO DE IMPUGNACIÓN DE ACTO PÚBLICO "{</w:t>
-            </w:r>
-            <w:proofErr w:type="spellStart"/>
-            <w:proofErr w:type="gramStart"/>
-            <w:r>
-              <w:rPr>
-                <w:rFonts w:ascii="Arial" w:eastAsia="Times New Roman" w:hAnsi="Arial" w:cs="Arial"/>
-                <w:b/>
-                <w:color w:val="000000"/>
-                <w:sz w:val="14"/>
-                <w:szCs w:val="14"/>
-              </w:rPr>
-              <w:t>custom.Descripcion</w:t>
-            </w:r>
-            <w:proofErr w:type="spellEnd"/>
-            <w:proofErr w:type="gramEnd"/>
-            <w:r>
-              <w:rPr>
-                <w:rFonts w:ascii="Arial" w:eastAsia="Times New Roman" w:hAnsi="Arial" w:cs="Arial"/>
-                <w:b/>
-                <w:color w:val="000000"/>
-                <w:sz w:val="14"/>
-                <w:szCs w:val="14"/>
-              </w:rPr>
-              <w:t>}"</w:t>
+              <w:t>GARANTÍA PARA ADJUNTAR ARECURSO DE IMPUGNACIÓN DE ACTO PÚBLICO "{custom.Descripcion}"</w:t>
             </w:r>
           </w:p>
         </w:tc>
@@ -570,10 +508,8 @@
                 <w:sz w:val="14"/>
                 <w:szCs w:val="14"/>
               </w:rPr>
-              <w:t>{</w:t>
-            </w:r>
-            <w:proofErr w:type="spellStart"/>
-            <w:proofErr w:type="gramStart"/>
+              <w:t>{custom.</w:t>
+            </w:r>
             <w:r>
               <w:rPr>
                 <w:rFonts w:ascii="Arial" w:eastAsia="Times New Roman" w:hAnsi="Arial" w:cs="Arial"/>
@@ -582,20 +518,8 @@
                 <w:sz w:val="14"/>
                 <w:szCs w:val="14"/>
               </w:rPr>
-              <w:t>custom.</w:t>
-            </w:r>
-            <w:r>
-              <w:rPr>
-                <w:rFonts w:ascii="Arial" w:eastAsia="Times New Roman" w:hAnsi="Arial" w:cs="Arial"/>
-                <w:b/>
-                <w:color w:val="000000"/>
-                <w:sz w:val="14"/>
-                <w:szCs w:val="14"/>
-              </w:rPr>
               <w:t>AFavor</w:t>
             </w:r>
-            <w:proofErr w:type="spellEnd"/>
-            <w:proofErr w:type="gramEnd"/>
             <w:r>
               <w:rPr>
                 <w:rFonts w:ascii="Arial" w:eastAsia="Times New Roman" w:hAnsi="Arial" w:cs="Arial"/>
@@ -631,34 +555,16 @@
                 <w:sz w:val="14"/>
                 <w:szCs w:val="14"/>
               </w:rPr>
-              <w:t xml:space="preserve">LÍMITE MÁXIMO DE </w:t>
-            </w:r>
-            <w:proofErr w:type="gramStart"/>
+              <w:t xml:space="preserve">LÍMITE MÁXIMO DE REPONSABILIDAD </w:t>
+            </w:r>
             <w:r>
               <w:rPr>
                 <w:rFonts w:ascii="Arial" w:hAnsi="Arial" w:cs="Arial"/>
                 <w:sz w:val="14"/>
                 <w:szCs w:val="14"/>
               </w:rPr>
-              <w:t>REPONSABILIDAD</w:t>
-            </w:r>
-            <w:r>
-              <w:rPr>
-                <w:rFonts w:ascii="Arial" w:hAnsi="Arial" w:cs="Arial"/>
-                <w:sz w:val="14"/>
-                <w:szCs w:val="14"/>
-              </w:rPr>
-              <w:t xml:space="preserve"> </w:t>
-            </w:r>
-            <w:r>
-              <w:rPr>
-                <w:rFonts w:ascii="Arial" w:hAnsi="Arial" w:cs="Arial"/>
-                <w:sz w:val="14"/>
-                <w:szCs w:val="14"/>
-              </w:rPr>
               <w:t>:</w:t>
             </w:r>
-            <w:proofErr w:type="gramEnd"/>
           </w:p>
         </w:tc>
         <w:tc>
@@ -680,10 +586,8 @@
                 <w:sz w:val="14"/>
                 <w:szCs w:val="14"/>
               </w:rPr>
-              <w:t>{</w:t>
-            </w:r>
-            <w:proofErr w:type="spellStart"/>
-            <w:proofErr w:type="gramStart"/>
+              <w:t>{custom.</w:t>
+            </w:r>
             <w:r>
               <w:rPr>
                 <w:rFonts w:ascii="Arial" w:eastAsia="Times New Roman" w:hAnsi="Arial" w:cs="Arial"/>
@@ -692,10 +596,8 @@
                 <w:sz w:val="14"/>
                 <w:szCs w:val="14"/>
               </w:rPr>
-              <w:t>custom.SumaTextoTotal</w:t>
-            </w:r>
-            <w:proofErr w:type="spellEnd"/>
-            <w:proofErr w:type="gramEnd"/>
+              <w:t>SumaLetras</w:t>
+            </w:r>
             <w:r>
               <w:rPr>
                 <w:rFonts w:ascii="Arial" w:eastAsia="Times New Roman" w:hAnsi="Arial" w:cs="Arial"/>
@@ -705,6 +607,16 @@
                 <w:szCs w:val="14"/>
               </w:rPr>
               <w:t>}</w:t>
+            </w:r>
+            <w:r>
+              <w:rPr>
+                <w:rFonts w:ascii="Arial" w:eastAsia="Times New Roman" w:hAnsi="Arial" w:cs="Arial"/>
+                <w:b/>
+                <w:color w:val="000000"/>
+                <w:sz w:val="14"/>
+                <w:szCs w:val="14"/>
+              </w:rPr>
+              <w:t xml:space="preserve"> ({custom.MonedaMonto})</w:t>
             </w:r>
           </w:p>
         </w:tc>
@@ -978,27 +890,7 @@
           <w:sz w:val="15"/>
           <w:szCs w:val="15"/>
         </w:rPr>
-        <w:t xml:space="preserve"> Esta fianza permanecerá vigente por un (1) año a partir de la presentación del recurso de impugnación ante el Tribunal Administrativo de Contrataciones Públicas. En todos los casos, Tribunal Administrativo de Contrataciones Públicas, deberá ordenar de forma inmediata, la devolución de la fianza al </w:t>
-      </w:r>
-      <w:proofErr w:type="gramStart"/>
-      <w:r>
-        <w:rPr>
-          <w:rFonts w:ascii="Arial" w:eastAsia="Times New Roman" w:hAnsi="Arial" w:cs="Arial"/>
-          <w:color w:val="000000"/>
-          <w:sz w:val="15"/>
-          <w:szCs w:val="15"/>
-        </w:rPr>
-        <w:t>recurrente ,</w:t>
-      </w:r>
-      <w:proofErr w:type="gramEnd"/>
-      <w:r>
-        <w:rPr>
-          <w:rFonts w:ascii="Arial" w:eastAsia="Times New Roman" w:hAnsi="Arial" w:cs="Arial"/>
-          <w:color w:val="000000"/>
-          <w:sz w:val="15"/>
-          <w:szCs w:val="15"/>
-        </w:rPr>
-        <w:t xml:space="preserve"> su depósito, o su ejecución a favor del Tesoro Nacional, según corresponda.</w:t>
+        <w:t xml:space="preserve"> Esta fianza permanecerá vigente por un (1) año a partir de la presentación del recurso de impugnación ante el Tribunal Administrativo de Contrataciones Públicas. En todos los casos, Tribunal Administrativo de Contrataciones Públicas, deberá ordenar de forma inmediata, la devolución de la fianza al recurrente , su depósito, o su ejecución a favor del Tesoro Nacional, según corresponda.</w:t>
       </w:r>
     </w:p>
     <w:p>
@@ -1134,27 +1026,7 @@
           <w:sz w:val="15"/>
           <w:szCs w:val="15"/>
         </w:rPr>
-        <w:t xml:space="preserve">surge una vez esté ejecutoriada la Resolución mediante la cual el Tribunal Administrativo de Contrataciones Públicas resuelva o ponga fin a la litis, ya sea por </w:t>
-      </w:r>
-      <w:proofErr w:type="spellStart"/>
-      <w:r>
-        <w:rPr>
-          <w:rFonts w:ascii="Arial" w:eastAsia="Times New Roman" w:hAnsi="Arial" w:cs="Arial"/>
-          <w:color w:val="000000"/>
-          <w:sz w:val="15"/>
-          <w:szCs w:val="15"/>
-        </w:rPr>
-        <w:t>desición</w:t>
-      </w:r>
-      <w:proofErr w:type="spellEnd"/>
-      <w:r>
-        <w:rPr>
-          <w:rFonts w:ascii="Arial" w:eastAsia="Times New Roman" w:hAnsi="Arial" w:cs="Arial"/>
-          <w:color w:val="000000"/>
-          <w:sz w:val="15"/>
-          <w:szCs w:val="15"/>
-        </w:rPr>
-        <w:t xml:space="preserve"> de fondo, desistimiento del a pretensión o declaratoria de caducidad, ordenándose el endoso de la presente garantía a favor del Tesoro Nacional; salvo que en dicha Resolución, el Tribunal determine que la actuación del </w:t>
+        <w:t xml:space="preserve">surge una vez esté ejecutoriada la Resolución mediante la cual el Tribunal Administrativo de Contrataciones Públicas resuelva o ponga fin a la litis, ya sea por desición de fondo, desistimiento del a pretensión o declaratoria de caducidad, ordenándose el endoso de la presente garantía a favor del Tesoro Nacional; salvo que en dicha Resolución, el Tribunal determine que la actuación del </w:t>
       </w:r>
       <w:r>
         <w:rPr>
@@ -1328,27 +1200,7 @@
           <w:sz w:val="15"/>
           <w:szCs w:val="15"/>
         </w:rPr>
-        <w:t xml:space="preserve">, previo endoso de Tribunal Administrativo de Contrataciones Públicas, a través de las </w:t>
-      </w:r>
-      <w:proofErr w:type="spellStart"/>
-      <w:r>
-        <w:rPr>
-          <w:rFonts w:ascii="Arial" w:eastAsia="Times New Roman" w:hAnsi="Arial" w:cs="Arial"/>
-          <w:color w:val="000000"/>
-          <w:sz w:val="15"/>
-          <w:szCs w:val="15"/>
-        </w:rPr>
-        <w:t>instncias</w:t>
-      </w:r>
-      <w:proofErr w:type="spellEnd"/>
-      <w:r>
-        <w:rPr>
-          <w:rFonts w:ascii="Arial" w:eastAsia="Times New Roman" w:hAnsi="Arial" w:cs="Arial"/>
-          <w:color w:val="000000"/>
-          <w:sz w:val="15"/>
-          <w:szCs w:val="15"/>
-        </w:rPr>
-        <w:t xml:space="preserve"> correspondientes.</w:t>
+        <w:t>, previo endoso de Tribunal Administrativo de Contrataciones Públicas, a través de las instncias correspondientes.</w:t>
       </w:r>
     </w:p>
     <w:p>
@@ -1539,27 +1391,7 @@
           <w:sz w:val="15"/>
           <w:szCs w:val="15"/>
         </w:rPr>
-        <w:t xml:space="preserve">Que posee la suficiente solvencia económica para garantizar el cumplimiento de la obligación </w:t>
-      </w:r>
-      <w:proofErr w:type="spellStart"/>
-      <w:r>
-        <w:rPr>
-          <w:rFonts w:ascii="Arial" w:eastAsia="Times New Roman" w:hAnsi="Arial" w:cs="Arial"/>
-          <w:color w:val="000000"/>
-          <w:sz w:val="15"/>
-          <w:szCs w:val="15"/>
-        </w:rPr>
-        <w:t>contraida</w:t>
-      </w:r>
-      <w:proofErr w:type="spellEnd"/>
-      <w:r>
-        <w:rPr>
-          <w:rFonts w:ascii="Arial" w:eastAsia="Times New Roman" w:hAnsi="Arial" w:cs="Arial"/>
-          <w:color w:val="000000"/>
-          <w:sz w:val="15"/>
-          <w:szCs w:val="15"/>
-        </w:rPr>
-        <w:t xml:space="preserve"> en nombre del FIADO.</w:t>
+        <w:t>Que posee la suficiente solvencia económica para garantizar el cumplimiento de la obligación contraida en nombre del FIADO.</w:t>
       </w:r>
     </w:p>
     <w:p>
@@ -1623,27 +1455,7 @@
           <w:sz w:val="15"/>
           <w:szCs w:val="15"/>
         </w:rPr>
-        <w:t xml:space="preserve">Que conoce el trámite del proceso Administrativo de impugnación ante el Tribunal Administrativo de Contrataciones Públicas y sus consecuencias, de acuerdo a lo preceptuado por la Ley N° 22 de </w:t>
-      </w:r>
-      <w:proofErr w:type="gramStart"/>
-      <w:r>
-        <w:rPr>
-          <w:rFonts w:ascii="Arial" w:eastAsia="Times New Roman" w:hAnsi="Arial" w:cs="Arial"/>
-          <w:color w:val="000000"/>
-          <w:sz w:val="15"/>
-          <w:szCs w:val="15"/>
-        </w:rPr>
-        <w:t>27  de</w:t>
-      </w:r>
-      <w:proofErr w:type="gramEnd"/>
-      <w:r>
-        <w:rPr>
-          <w:rFonts w:ascii="Arial" w:eastAsia="Times New Roman" w:hAnsi="Arial" w:cs="Arial"/>
-          <w:color w:val="000000"/>
-          <w:sz w:val="15"/>
-          <w:szCs w:val="15"/>
-        </w:rPr>
-        <w:t xml:space="preserve"> Junio de 2006, reglamentada por el Decreto Ejecutivo N° 366 de 28 de Diciembre de 2006, emitido por el Tribunal Administrativo de Contrataciones Públicas.</w:t>
+        <w:t>Que conoce el trámite del proceso Administrativo de impugnación ante el Tribunal Administrativo de Contrataciones Públicas y sus consecuencias, de acuerdo a lo preceptuado por la Ley N° 22 de 27  de Junio de 2006, reglamentada por el Decreto Ejecutivo N° 366 de 28 de Diciembre de 2006, emitido por el Tribunal Administrativo de Contrataciones Públicas.</w:t>
       </w:r>
     </w:p>
     <w:p>
@@ -1769,47 +1581,7 @@
           <w:sz w:val="15"/>
           <w:szCs w:val="15"/>
         </w:rPr>
-        <w:t xml:space="preserve">Que acepta y expresa estar obligada al pago total de la suma garantizada como límite máximo de responsabilidad, conforme a lo ordenado por </w:t>
-      </w:r>
-      <w:proofErr w:type="gramStart"/>
-      <w:r>
-        <w:rPr>
-          <w:rFonts w:ascii="Arial" w:eastAsia="Times New Roman" w:hAnsi="Arial" w:cs="Arial"/>
-          <w:color w:val="000000"/>
-          <w:sz w:val="15"/>
-          <w:szCs w:val="15"/>
-        </w:rPr>
-        <w:t>el  Tribunal</w:t>
-      </w:r>
-      <w:proofErr w:type="gramEnd"/>
-      <w:r>
-        <w:rPr>
-          <w:rFonts w:ascii="Arial" w:eastAsia="Times New Roman" w:hAnsi="Arial" w:cs="Arial"/>
-          <w:color w:val="000000"/>
-          <w:sz w:val="15"/>
-          <w:szCs w:val="15"/>
-        </w:rPr>
-        <w:t xml:space="preserve"> Administrativo de Contrataciones Públicas mediante resolución, que será notificada a través del sistema Electrónico de Contrataciones Públicas "</w:t>
-      </w:r>
-      <w:proofErr w:type="spellStart"/>
-      <w:r>
-        <w:rPr>
-          <w:rFonts w:ascii="Arial" w:eastAsia="Times New Roman" w:hAnsi="Arial" w:cs="Arial"/>
-          <w:color w:val="000000"/>
-          <w:sz w:val="15"/>
-          <w:szCs w:val="15"/>
-        </w:rPr>
-        <w:t>PanamáCompra</w:t>
-      </w:r>
-      <w:proofErr w:type="spellEnd"/>
-      <w:r>
-        <w:rPr>
-          <w:rFonts w:ascii="Arial" w:eastAsia="Times New Roman" w:hAnsi="Arial" w:cs="Arial"/>
-          <w:color w:val="000000"/>
-          <w:sz w:val="15"/>
-          <w:szCs w:val="15"/>
-        </w:rPr>
-        <w:t>" y que se fijará en el tablero de anuncios del Tribunal.</w:t>
+        <w:t>Que acepta y expresa estar obligada al pago total de la suma garantizada como límite máximo de responsabilidad, conforme a lo ordenado por el  Tribunal Administrativo de Contrataciones Públicas mediante resolución, que será notificada a través del sistema Electrónico de Contrataciones Públicas "PanamáCompra" y que se fijará en el tablero de anuncios del Tribunal.</w:t>
       </w:r>
     </w:p>
     <w:p>
@@ -1976,29 +1748,7 @@
           <w:sz w:val="15"/>
           <w:szCs w:val="15"/>
         </w:rPr>
-        <w:t>EN FE DE LO CUAL, se suscribe este Contrato en la ciudad de Panamá, República de Panamá, {</w:t>
-      </w:r>
-      <w:proofErr w:type="spellStart"/>
-      <w:proofErr w:type="gramStart"/>
-      <w:r>
-        <w:rPr>
-          <w:rFonts w:ascii="Arial" w:eastAsia="Times New Roman" w:hAnsi="Arial" w:cs="Arial"/>
-          <w:color w:val="000000"/>
-          <w:sz w:val="15"/>
-          <w:szCs w:val="15"/>
-        </w:rPr>
-        <w:t>custom.FechaActualTextoMin</w:t>
-      </w:r>
-      <w:proofErr w:type="spellEnd"/>
-      <w:proofErr w:type="gramEnd"/>
-      <w:r>
-        <w:rPr>
-          <w:rFonts w:ascii="Arial" w:eastAsia="Times New Roman" w:hAnsi="Arial" w:cs="Arial"/>
-          <w:color w:val="000000"/>
-          <w:sz w:val="15"/>
-          <w:szCs w:val="15"/>
-        </w:rPr>
-        <w:t>}.</w:t>
+        <w:t>EN FE DE LO CUAL, se suscribe este Contrato en la ciudad de Panamá, República de Panamá, {custom.FechaActualTextoMin}.</w:t>
       </w:r>
     </w:p>
     <w:p/>
@@ -2122,26 +1872,15 @@
                 <w:b/>
                 <w:bCs/>
               </w:rPr>
-              <w:t>{</w:t>
-            </w:r>
-            <w:proofErr w:type="spellStart"/>
-            <w:proofErr w:type="gramStart"/>
+              <w:t>{custom.</w:t>
+            </w:r>
             <w:r>
               <w:rPr>
                 <w:b/>
                 <w:bCs/>
               </w:rPr>
-              <w:t>custom.</w:t>
-            </w:r>
-            <w:r>
-              <w:rPr>
-                <w:b/>
-                <w:bCs/>
-              </w:rPr>
               <w:t>Tenedor</w:t>
             </w:r>
-            <w:proofErr w:type="spellEnd"/>
-            <w:proofErr w:type="gramEnd"/>
             <w:r>
               <w:rPr>
                 <w:b/>
